--- a/document/Gates-workflow-0726.docx
+++ b/document/Gates-workflow-0726.docx
@@ -1760,9 +1760,21 @@
       <w:r>
         <w:rPr>
           <w:rStyle w:val="VerbatimChar"/>
-        </w:rPr>
-        <w:t>model-core.R</w:t>
-      </w:r>
+          <w:b/>
+          <w:bCs/>
+        </w:rPr>
+        <w:t>model-</w:t>
+      </w:r>
+      <w:proofErr w:type="gramStart"/>
+      <w:r>
+        <w:rPr>
+          <w:rStyle w:val="VerbatimChar"/>
+          <w:b/>
+          <w:bCs/>
+        </w:rPr>
+        <w:t>core.R</w:t>
+      </w:r>
+      <w:proofErr w:type="gramEnd"/>
       <w:r>
         <w:t xml:space="preserve"> fits and saves per indicator into </w:t>
       </w:r>
@@ -1905,77 +1917,54 @@
       </w:pPr>
       <w:r>
         <w:rPr>
-          <w:b/>
-          <w:bCs/>
-        </w:rPr>
-        <w:t>Prefix note:</w:t>
-      </w:r>
+          <w:rStyle w:val="VerbatimChar"/>
+          <w:b/>
+          <w:bCs/>
+        </w:rPr>
+        <w:t>model-core-</w:t>
+      </w:r>
+      <w:proofErr w:type="spellStart"/>
+      <w:proofErr w:type="gramStart"/>
+      <w:r>
+        <w:rPr>
+          <w:rStyle w:val="VerbatimChar"/>
+          <w:b/>
+          <w:bCs/>
+        </w:rPr>
+        <w:t>oneyear</w:t>
+      </w:r>
+      <w:r>
+        <w:rPr>
+          <w:rStyle w:val="VerbatimChar"/>
+          <w:b/>
+          <w:bCs/>
+        </w:rPr>
+        <w:t>.</w:t>
+      </w:r>
+      <w:r>
+        <w:rPr>
+          <w:rStyle w:val="VerbatimChar"/>
+          <w:b/>
+          <w:bCs/>
+        </w:rPr>
+        <w:t>R</w:t>
+      </w:r>
+      <w:proofErr w:type="spellEnd"/>
+      <w:proofErr w:type="gramEnd"/>
       <w:r>
         <w:t xml:space="preserve"> </w:t>
       </w:r>
       <w:r>
-        <w:rPr>
-          <w:rStyle w:val="VerbatimChar"/>
-        </w:rPr>
-        <w:t>model-core.R</w:t>
-      </w:r>
-      <w:r>
-        <w:t xml:space="preserve"> writes </w:t>
-      </w:r>
-      <w:r>
-        <w:rPr>
-          <w:b/>
-          <w:bCs/>
-        </w:rPr>
-        <w:t>plain</w:t>
-      </w:r>
-      <w:r>
-        <w:t xml:space="preserve"> names (</w:t>
-      </w:r>
-      <w:r>
-        <w:rPr>
-          <w:rStyle w:val="VerbatimChar"/>
-        </w:rPr>
-        <w:t>res_adm0-</w:t>
-      </w:r>
-      <w:r>
-        <w:t xml:space="preserve">, …). The 2025 round used </w:t>
-      </w:r>
-      <w:r>
-        <w:rPr>
-          <w:rStyle w:val="VerbatimChar"/>
-        </w:rPr>
-        <w:t>model-core-newvarfix.R</w:t>
-      </w:r>
-      <w:r>
-        <w:t xml:space="preserve">, which wrote a </w:t>
-      </w:r>
-      <w:r>
-        <w:rPr>
-          <w:rStyle w:val="VerbatimChar"/>
-        </w:rPr>
-        <w:t>new_</w:t>
-      </w:r>
-      <w:r>
-        <w:t xml:space="preserve"> prefix. Both are read transparently via </w:t>
-      </w:r>
-      <w:r>
-        <w:rPr>
-          <w:rStyle w:val="VerbatimChar"/>
-        </w:rPr>
-        <w:t>misc/resolve_qs.R</w:t>
-      </w:r>
-      <w:r>
-        <w:t xml:space="preserve">. Going forward use </w:t>
-      </w:r>
-      <w:r>
-        <w:rPr>
-          <w:rStyle w:val="VerbatimChar"/>
-        </w:rPr>
-        <w:t>model-core.R</w:t>
-      </w:r>
-      <w:r>
-        <w:t>.</w:t>
+        <w:t xml:space="preserve"> fits and saves the same models but on given years</w:t>
+      </w:r>
+      <w:r>
+        <w:t>;</w:t>
+      </w:r>
+      <w:r>
+        <w:t xml:space="preserve"> can be </w:t>
+      </w:r>
+      <w:r>
+        <w:t xml:space="preserve">used to add new surveys to existing countries. </w:t>
       </w:r>
     </w:p>
     <w:p>
@@ -1987,78 +1976,185 @@
         </w:numPr>
       </w:pPr>
       <w:r>
-        <w:rPr>
-          <w:b/>
-          <w:bCs/>
-        </w:rPr>
-        <w:t>Post-model API check</w:t>
-      </w:r>
-      <w:r>
-        <w:t xml:space="preserve"> — </w:t>
-      </w:r>
-      <w:r>
-        <w:rPr>
-          <w:rStyle w:val="VerbatimChar"/>
-        </w:rPr>
-        <w:t>check/checkapi_model.R</w:t>
-      </w:r>
-      <w:r>
-        <w:t xml:space="preserve"> reads each national model estimate (</w:t>
-      </w:r>
-      <w:r>
-        <w:rPr>
-          <w:rStyle w:val="VerbatimChar"/>
-        </w:rPr>
-        <w:t>res.natl</w:t>
-      </w:r>
-      <w:r>
-        <w:t xml:space="preserve">) and compares to </w:t>
-      </w:r>
-      <w:r>
-        <w:rPr>
-          <w:rStyle w:val="VerbatimChar"/>
-        </w:rPr>
-        <w:t>API/admin0</w:t>
-      </w:r>
-      <w:r>
-        <w:t xml:space="preserve">, writing </w:t>
-      </w:r>
-      <w:r>
-        <w:rPr>
-          <w:rStyle w:val="VerbatimChar"/>
-        </w:rPr>
-        <w:t>{country}Checkapi1.csv</w:t>
-      </w:r>
-      <w:r>
-        <w:t xml:space="preserve">. </w:t>
-      </w:r>
-      <w:r>
-        <w:rPr>
-          <w:rStyle w:val="VerbatimChar"/>
-        </w:rPr>
-        <w:t>Checkapi0</w:t>
-      </w:r>
-      <w:r>
-        <w:t xml:space="preserve"> = before-model check, </w:t>
-      </w:r>
-      <w:r>
-        <w:rPr>
-          <w:rStyle w:val="VerbatimChar"/>
-        </w:rPr>
-        <w:t>Checkapi1</w:t>
-      </w:r>
-      <w:r>
-        <w:t xml:space="preserve"> = after-model check. (Both are </w:t>
-      </w:r>
-      <w:r>
-        <w:rPr>
-          <w:b/>
-          <w:bCs/>
-        </w:rPr>
-        <w:t>national</w:t>
-      </w:r>
-      <w:r>
-        <w:t>; there is no admin-1 API check yet.)</w:t>
+        <w:t xml:space="preserve">Prefix </w:t>
+      </w:r>
+      <w:proofErr w:type="gramStart"/>
+      <w:r>
+        <w:t>note:</w:t>
+      </w:r>
+      <w:proofErr w:type="gramEnd"/>
+      <w:r>
+        <w:t xml:space="preserve"> </w:t>
+      </w:r>
+      <w:r>
+        <w:rPr>
+          <w:rStyle w:val="VerbatimChar"/>
+        </w:rPr>
+        <w:t>model-</w:t>
+      </w:r>
+      <w:proofErr w:type="spellStart"/>
+      <w:proofErr w:type="gramStart"/>
+      <w:r>
+        <w:rPr>
+          <w:rStyle w:val="VerbatimChar"/>
+        </w:rPr>
+        <w:t>core.R</w:t>
+      </w:r>
+      <w:proofErr w:type="spellEnd"/>
+      <w:proofErr w:type="gramEnd"/>
+      <w:r>
+        <w:t xml:space="preserve"> writes plain names (</w:t>
+      </w:r>
+      <w:r>
+        <w:rPr>
+          <w:rStyle w:val="VerbatimChar"/>
+        </w:rPr>
+        <w:t>res_adm0-</w:t>
+      </w:r>
+      <w:r>
+        <w:t xml:space="preserve">, …). The 2025 round used </w:t>
+      </w:r>
+      <w:r>
+        <w:rPr>
+          <w:rStyle w:val="VerbatimChar"/>
+        </w:rPr>
+        <w:t>model-core-</w:t>
+      </w:r>
+      <w:proofErr w:type="gramStart"/>
+      <w:r>
+        <w:rPr>
+          <w:rStyle w:val="VerbatimChar"/>
+        </w:rPr>
+        <w:t>newvarfix.R</w:t>
+      </w:r>
+      <w:proofErr w:type="gramEnd"/>
+      <w:r>
+        <w:t xml:space="preserve">, which wrote a </w:t>
+      </w:r>
+      <w:r>
+        <w:rPr>
+          <w:rStyle w:val="VerbatimChar"/>
+        </w:rPr>
+        <w:t>new_</w:t>
+      </w:r>
+      <w:r>
+        <w:t xml:space="preserve"> prefix. Both are read transparently via </w:t>
+      </w:r>
+      <w:r>
+        <w:rPr>
+          <w:rStyle w:val="VerbatimChar"/>
+        </w:rPr>
+        <w:t>misc/resolve_qs.R</w:t>
+      </w:r>
+      <w:r>
+        <w:t xml:space="preserve">. Going forward use </w:t>
+      </w:r>
+      <w:r>
+        <w:rPr>
+          <w:rStyle w:val="VerbatimChar"/>
+        </w:rPr>
+        <w:t>model-</w:t>
+      </w:r>
+      <w:proofErr w:type="spellStart"/>
+      <w:r>
+        <w:rPr>
+          <w:rStyle w:val="VerbatimChar"/>
+        </w:rPr>
+        <w:t>core.R</w:t>
+      </w:r>
+      <w:proofErr w:type="spellEnd"/>
+      <w:r>
+        <w:t>.</w:t>
+      </w:r>
+      <w:r>
+        <w:t xml:space="preserve"> </w:t>
+      </w:r>
+      <w:r>
+        <w:rPr>
+          <w:b/>
+          <w:bCs/>
+        </w:rPr>
+        <w:t xml:space="preserve">However, </w:t>
+      </w:r>
+      <w:r>
+        <w:rPr>
+          <w:b/>
+          <w:bCs/>
+        </w:rPr>
+        <w:t xml:space="preserve">column names in FH </w:t>
+      </w:r>
+      <w:r>
+        <w:rPr>
+          <w:b/>
+          <w:bCs/>
+        </w:rPr>
+        <w:t xml:space="preserve">of </w:t>
+      </w:r>
+      <w:r>
+        <w:rPr>
+          <w:b/>
+          <w:bCs/>
+        </w:rPr>
+        <w:t xml:space="preserve">the </w:t>
+      </w:r>
+      <w:r>
+        <w:rPr>
+          <w:b/>
+          <w:bCs/>
+        </w:rPr>
+        <w:t>2025 round</w:t>
+      </w:r>
+      <w:r>
+        <w:rPr>
+          <w:b/>
+          <w:bCs/>
+        </w:rPr>
+        <w:t xml:space="preserve"> are inconsistent with the new </w:t>
+      </w:r>
+      <w:proofErr w:type="gramStart"/>
+      <w:r>
+        <w:rPr>
+          <w:b/>
+          <w:bCs/>
+        </w:rPr>
+        <w:t>results;</w:t>
+      </w:r>
+      <w:proofErr w:type="gramEnd"/>
+      <w:r>
+        <w:rPr>
+          <w:b/>
+          <w:bCs/>
+        </w:rPr>
+        <w:t xml:space="preserve"> </w:t>
+      </w:r>
+      <w:r>
+        <w:rPr>
+          <w:b/>
+          <w:bCs/>
+        </w:rPr>
+        <w:t xml:space="preserve">please re-run </w:t>
+      </w:r>
+      <w:r>
+        <w:rPr>
+          <w:b/>
+          <w:bCs/>
+        </w:rPr>
+        <w:t>for the survey</w:t>
+      </w:r>
+      <w:r>
+        <w:t>. This also s</w:t>
+      </w:r>
+      <w:r>
+        <w:t>olves</w:t>
+      </w:r>
+      <w:r>
+        <w:t xml:space="preserve"> the inconsistency in </w:t>
+      </w:r>
+      <w:r>
+        <w:t xml:space="preserve">the </w:t>
+      </w:r>
+      <w:r>
+        <w:t>result name.</w:t>
       </w:r>
     </w:p>
     <w:p>
@@ -2070,13 +2166,100 @@
         </w:numPr>
       </w:pPr>
       <w:r>
-        <w:rPr>
-          <w:rStyle w:val="VerbatimChar"/>
-        </w:rPr>
-        <w:t>check-modelresult.R</w:t>
-      </w:r>
-      <w:r>
-        <w:t xml:space="preserve"> (sourced automatically by each model script) verifies which result files exist and inspects FH/INLA hyperparameters.</w:t>
+        <w:t xml:space="preserve">Post-model API check — </w:t>
+      </w:r>
+      <w:r>
+        <w:rPr>
+          <w:rStyle w:val="VerbatimChar"/>
+        </w:rPr>
+        <w:t>check/checkapi_</w:t>
+      </w:r>
+      <w:proofErr w:type="gramStart"/>
+      <w:r>
+        <w:rPr>
+          <w:rStyle w:val="VerbatimChar"/>
+        </w:rPr>
+        <w:t>model.R</w:t>
+      </w:r>
+      <w:proofErr w:type="gramEnd"/>
+      <w:r>
+        <w:t xml:space="preserve"> reads each national model estimate (</w:t>
+      </w:r>
+      <w:proofErr w:type="gramStart"/>
+      <w:r>
+        <w:rPr>
+          <w:rStyle w:val="VerbatimChar"/>
+        </w:rPr>
+        <w:t>res.natl</w:t>
+      </w:r>
+      <w:proofErr w:type="gramEnd"/>
+      <w:r>
+        <w:t xml:space="preserve">) and compares to </w:t>
+      </w:r>
+      <w:r>
+        <w:rPr>
+          <w:rStyle w:val="VerbatimChar"/>
+        </w:rPr>
+        <w:t>API/admin0</w:t>
+      </w:r>
+      <w:r>
+        <w:t xml:space="preserve">, writing </w:t>
+      </w:r>
+      <w:r>
+        <w:rPr>
+          <w:rStyle w:val="VerbatimChar"/>
+        </w:rPr>
+        <w:t>{country}Checkapi1.csv</w:t>
+      </w:r>
+      <w:r>
+        <w:t xml:space="preserve">. </w:t>
+      </w:r>
+      <w:r>
+        <w:rPr>
+          <w:rStyle w:val="VerbatimChar"/>
+        </w:rPr>
+        <w:t>Checkapi0</w:t>
+      </w:r>
+      <w:r>
+        <w:t xml:space="preserve"> = before-model check, </w:t>
+      </w:r>
+      <w:r>
+        <w:rPr>
+          <w:rStyle w:val="VerbatimChar"/>
+        </w:rPr>
+        <w:t>Checkapi1</w:t>
+      </w:r>
+      <w:r>
+        <w:t xml:space="preserve"> = after-model check. (Both are national; there is no admin-1 API check yet.)</w:t>
+      </w:r>
+    </w:p>
+    <w:p>
+      <w:pPr>
+        <w:pStyle w:val="Compact"/>
+        <w:numPr>
+          <w:ilvl w:val="0"/>
+          <w:numId w:val="8"/>
+        </w:numPr>
+      </w:pPr>
+      <w:r>
+        <w:rPr>
+          <w:rStyle w:val="VerbatimChar"/>
+        </w:rPr>
+        <w:t>check-</w:t>
+      </w:r>
+      <w:proofErr w:type="gramStart"/>
+      <w:r>
+        <w:rPr>
+          <w:rStyle w:val="VerbatimChar"/>
+        </w:rPr>
+        <w:t>modelresult.R</w:t>
+      </w:r>
+      <w:proofErr w:type="gramEnd"/>
+      <w:r>
+        <w:t xml:space="preserve"> (sourced automatically</w:t>
+      </w:r>
+      <w:r>
+        <w:t xml:space="preserve"> by each model script) verifies which result files exist and inspects FH/INLA hyperparameters.</w:t>
       </w:r>
     </w:p>
     <w:p>
@@ -2126,7 +2309,22 @@
         <w:t>any chosen old/new survey-year pair</w:t>
       </w:r>
       <w:r>
-        <w:t>, saved into per-year-pair folders (comparisons coexist; previous outputs are kept):</w:t>
+        <w:t>, saved into per-year-pair folders (comparisons coexist; previous outputs are kept</w:t>
+      </w:r>
+      <w:r>
+        <w:t xml:space="preserve">; </w:t>
+      </w:r>
+      <w:r>
+        <w:t>The 2025 November round of update</w:t>
+      </w:r>
+      <w:r>
+        <w:t>s</w:t>
+      </w:r>
+      <w:r>
+        <w:t xml:space="preserve"> did not have the /&lt;yr1&gt;-&lt;yr2&gt;/ layer</w:t>
+      </w:r>
+      <w:r>
+        <w:t>):</w:t>
       </w:r>
     </w:p>
     <w:p>
@@ -2168,29 +2366,71 @@
     <w:p>
       <w:pPr>
         <w:pStyle w:val="FirstParagraph"/>
-      </w:pPr>
-      <w:r>
+        <w:rPr>
+          <w:b/>
+          <w:bCs/>
+        </w:rPr>
+      </w:pPr>
+      <w:r>
+        <w:rPr>
+          <w:b/>
+          <w:bCs/>
+        </w:rPr>
         <w:t xml:space="preserve">Use </w:t>
       </w:r>
       <w:r>
         <w:rPr>
           <w:rStyle w:val="VerbatimChar"/>
-        </w:rPr>
-        <w:t>plots/report_years.R</w:t>
-      </w:r>
-      <w:r>
+          <w:b/>
+          <w:bCs/>
+        </w:rPr>
+        <w:t>plots/report_</w:t>
+      </w:r>
+      <w:proofErr w:type="gramStart"/>
+      <w:r>
+        <w:rPr>
+          <w:rStyle w:val="VerbatimChar"/>
+          <w:b/>
+          <w:bCs/>
+        </w:rPr>
+        <w:t>years.R</w:t>
+      </w:r>
+      <w:proofErr w:type="gramEnd"/>
+      <w:r>
+        <w:rPr>
+          <w:b/>
+          <w:bCs/>
+        </w:rPr>
         <w:t>:</w:t>
       </w:r>
     </w:p>
     <w:p>
       <w:pPr>
         <w:pStyle w:val="SourceCode"/>
-      </w:pPr>
-      <w:r>
-        <w:rPr>
-          <w:rStyle w:val="VerbatimChar"/>
-        </w:rPr>
-        <w:t>source("plots/report_years.R")</w:t>
+        <w:rPr>
+          <w:rFonts w:ascii="Consolas" w:hAnsi="Consolas"/>
+          <w:sz w:val="22"/>
+        </w:rPr>
+      </w:pPr>
+      <w:r>
+        <w:rPr>
+          <w:rStyle w:val="VerbatimChar"/>
+        </w:rPr>
+        <w:t>source("plots/report_</w:t>
+      </w:r>
+      <w:proofErr w:type="gramStart"/>
+      <w:r>
+        <w:rPr>
+          <w:rStyle w:val="VerbatimChar"/>
+        </w:rPr>
+        <w:t>years.R</w:t>
+      </w:r>
+      <w:proofErr w:type="gramEnd"/>
+      <w:r>
+        <w:rPr>
+          <w:rStyle w:val="VerbatimChar"/>
+        </w:rPr>
+        <w:t>")</w:t>
       </w:r>
       <w:r>
         <w:br/>
@@ -2199,7 +2439,21 @@
         <w:rPr>
           <w:rStyle w:val="VerbatimChar"/>
         </w:rPr>
-        <w:t>report_year_pair("Malawi", 2015, 2024, with_tables = TRUE)</w:t>
+        <w:t>report_year_</w:t>
+      </w:r>
+      <w:proofErr w:type="gramStart"/>
+      <w:r>
+        <w:rPr>
+          <w:rStyle w:val="VerbatimChar"/>
+        </w:rPr>
+        <w:t>pair(</w:t>
+      </w:r>
+      <w:proofErr w:type="gramEnd"/>
+      <w:r>
+        <w:rPr>
+          <w:rStyle w:val="VerbatimChar"/>
+        </w:rPr>
+        <w:t>"Malawi", 2015, 2024, with_tables = TRUE)</w:t>
       </w:r>
     </w:p>
     <w:p>
@@ -2253,6 +2507,7 @@
         <w:rPr>
           <w:rStyle w:val="VerbatimChar"/>
         </w:rPr>
+        <w:lastRenderedPageBreak/>
         <w:t>report.Rmd</w:t>
       </w:r>
       <w:r>
@@ -2306,15 +2561,32 @@
           <w:b/>
           <w:bCs/>
         </w:rPr>
+        <w:t xml:space="preserve">csv in </w:t>
+      </w:r>
+      <w:r>
+        <w:rPr>
+          <w:b/>
+          <w:bCs/>
+        </w:rPr>
         <w:t>Web (</w:t>
       </w:r>
-      <w:r>
-        <w:rPr>
-          <w:rStyle w:val="VerbatimChar"/>
-          <w:b/>
-          <w:bCs/>
-        </w:rPr>
-        <w:t>webplots/</w:t>
+      <w:proofErr w:type="spellStart"/>
+      <w:r>
+        <w:rPr>
+          <w:rStyle w:val="VerbatimChar"/>
+          <w:b/>
+          <w:bCs/>
+        </w:rPr>
+        <w:t>webplots</w:t>
+      </w:r>
+      <w:proofErr w:type="spellEnd"/>
+      <w:r>
+        <w:rPr>
+          <w:rStyle w:val="VerbatimChar"/>
+          <w:b/>
+          <w:bCs/>
+        </w:rPr>
+        <w:t>/</w:t>
       </w:r>
       <w:r>
         <w:rPr>
@@ -2324,25 +2596,7 @@
         <w:t>).</w:t>
       </w:r>
       <w:r>
-        <w:t xml:space="preserve"> interactive HTML leaflet maps into </w:t>
-      </w:r>
-      <w:r>
-        <w:rPr>
-          <w:rStyle w:val="VerbatimChar"/>
-        </w:rPr>
-        <w:t>ShinyPlots1</w:t>
-      </w:r>
-      <w:r>
-        <w:t xml:space="preserve"> / </w:t>
-      </w:r>
-      <w:r>
-        <w:rPr>
-          <w:rStyle w:val="VerbatimChar"/>
-        </w:rPr>
-        <w:t>ShinyPlots2</w:t>
-      </w:r>
-      <w:r>
-        <w:t xml:space="preserve"> (A–M / N–Z split).</w:t>
+        <w:t xml:space="preserve"> </w:t>
       </w:r>
     </w:p>
     <w:p>
@@ -2354,7 +2608,6 @@
           <w:b/>
           <w:bCs/>
         </w:rPr>
-        <w:lastRenderedPageBreak/>
         <w:t>Current plots and tables used in the report</w:t>
       </w:r>
     </w:p>
@@ -2806,6 +3059,7 @@
           <w:b/>
           <w:bCs/>
         </w:rPr>
+        <w:lastRenderedPageBreak/>
         <w:t>Mali</w:t>
       </w:r>
       <w:r>
@@ -2872,7 +3126,6 @@
         <w:rPr>
           <w:rStyle w:val="VerbatimChar"/>
         </w:rPr>
-        <w:lastRenderedPageBreak/>
         <w:t>alt.strata</w:t>
       </w:r>
       <w:r>
